--- a/applications/dropbox-scaled-customer-success-manager/Rotenberg Resume - Dropbox - Scaled CSM.docx
+++ b/applications/dropbox-scaled-customer-success-manager/Rotenberg Resume - Dropbox - Scaled CSM.docx
@@ -80,7 +80,7 @@
           <w:i w:val="0"/>
           <w:color w:val="1A1A1A"/>
         </w:rPr>
-        <w:t>B2B SaaS customer success and account management professional who runs high-volume books through a mix of one-to-many programs and targeted 1:1 work. At Birdeye I managed a reseller channel of 15-20 partners, used utilization signals to catch at-risk accounts early, and retained all but one (~94%). At Wix I carried a book of up to ~25 concurrent onboardings and 25+ launches per month, and drove a 25% conversion improvement across supported accounts. At Solenzo I design and automate lifecycle, onboarding, and reactivation programs, and I use AI tools daily to analyze signals and build customer communication.</w:t>
+        <w:t>B2B SaaS customer success and account management professional who runs high-volume books through a mix of one-to-many programs and targeted 1:1 work. At Birdeye I managed a reseller channel of 15-20 partners, used utilization signals to catch at-risk accounts early, and retained all but one (~94%). At Wix I carried a book of up to ~25 concurrent onboardings and 25+ launches per month, and drove a 25% conversion improvement across supported accounts. At Solenzo I design and automate lifecycle, onboarding, and reactivation programs, and build AI (LLM API calls, prompt design) into those workflows.</w:t>
       </w:r>
     </w:p>
     <w:p>
